--- a/pr-preview/pr-199/chapters/notation.docx
+++ b/pr-preview/pr-199/chapters/notation.docx
@@ -15,7 +15,7 @@
         <w:pStyle w:val="Date"/>
       </w:pPr>
       <w:r>
-        <w:t xml:space="preserve">Last modified: 2026-10-14 02:10:10 (PDT)</w:t>
+        <w:t xml:space="preserve">Last modified: 2026-10-14 02:20:59 (PDT)</w:t>
       </w:r>
     </w:p>
     <w:tbl>
@@ -7328,7 +7328,7 @@
         <w:t xml:space="preserve"> </w:t>
       </w:r>
       <w:r>
-        <w:t xml:space="preserve">then write</w:t>
+        <w:t xml:space="preserve">then print</w:t>
       </w:r>
       <w:r>
         <w:t xml:space="preserve"> </w:t>
@@ -7396,30 +7396,106 @@
         <w:t xml:space="preserve"> </w:t>
       </w:r>
       <w:r>
-        <w:t xml:space="preserve">wherever the fitted value appears in a loss, a residual or a risk sum:</w:t>
+        <w:t xml:space="preserve">wherever the fitted value appears in a loss, a residual or a risk sum.</w:t>
+      </w:r>
+      <w:r>
+        <w:t xml:space="preserve"> </w:t>
+      </w:r>
+      <w:r>
+        <w:t xml:space="preserve">Keep</w:t>
       </w:r>
       <w:r>
         <w:t xml:space="preserve"> </w:t>
       </w:r>
       <m:oMath>
         <m:r>
-          <m:t>L</m:t>
+          <m:t>h</m:t>
         </m:r>
         <m:r>
           <m:rPr>
             <m:sty m:val="p"/>
           </m:rPr>
           <m:t>(</m:t>
+        </m:r>
+        <m:r>
+          <m:t>x</m:t>
+        </m:r>
+        <m:r>
+          <m:rPr>
+            <m:sty m:val="p"/>
+          </m:rPr>
+          <m:t>)</m:t>
+        </m:r>
+      </m:oMath>
+      <w:r>
+        <w:t xml:space="preserve"> </w:t>
+      </w:r>
+      <w:r>
+        <w:t xml:space="preserve">where</w:t>
+      </w:r>
+      <w:r>
+        <w:t xml:space="preserve"> </w:t>
+      </w:r>
+      <m:oMath>
+        <m:r>
+          <m:t>h</m:t>
+        </m:r>
+      </m:oMath>
+      <w:r>
+        <w:t xml:space="preserve"> </w:t>
+      </w:r>
+      <w:r>
+        <w:t xml:space="preserve">itself is the subject,</w:t>
+      </w:r>
+      <w:r>
+        <w:t xml:space="preserve"> </w:t>
+      </w:r>
+      <w:r>
+        <w:t xml:space="preserve">as in</w:t>
+      </w:r>
+      <w:r>
+        <w:t xml:space="preserve"> </w:t>
+      </w:r>
+      <w:r>
+        <w:t xml:space="preserve">“the linear function</w:t>
+      </w:r>
+      <w:r>
+        <w:t xml:space="preserve"> </w:t>
+      </w:r>
+      <m:oMath>
+        <m:r>
+          <m:t>h</m:t>
+        </m:r>
+        <m:r>
+          <m:rPr>
+            <m:sty m:val="p"/>
+          </m:rPr>
+          <m:t>(</m:t>
+        </m:r>
+        <m:r>
+          <m:t>x</m:t>
+        </m:r>
+        <m:r>
+          <m:rPr>
+            <m:sty m:val="p"/>
+          </m:rPr>
+          <m:t>)</m:t>
+        </m:r>
+        <m:r>
+          <m:rPr>
+            <m:sty m:val="p"/>
+          </m:rPr>
+          <m:t>=</m:t>
         </m:r>
         <m:sSub>
           <m:e>
             <m:r>
-              <m:t>y</m:t>
+              <m:t>β</m:t>
             </m:r>
           </m:e>
           <m:sub>
             <m:r>
-              <m:t>i</m:t>
+              <m:t>0</m:t>
             </m:r>
           </m:sub>
         </m:sSub>
@@ -7427,39 +7503,35 @@
           <m:rPr>
             <m:sty m:val="p"/>
           </m:rPr>
-          <m:t>,</m:t>
+          <m:t>+</m:t>
         </m:r>
         <m:sSub>
           <m:e>
-            <m:acc>
-              <m:accPr>
-                <m:chr m:val="̂"/>
-              </m:accPr>
-              <m:e>
-                <m:r>
-                  <m:t>y</m:t>
-                </m:r>
-              </m:e>
-            </m:acc>
+            <m:r>
+              <m:t>β</m:t>
+            </m:r>
           </m:e>
           <m:sub>
             <m:r>
-              <m:t>i</m:t>
+              <m:t>x</m:t>
             </m:r>
           </m:sub>
         </m:sSub>
         <m:r>
-          <m:rPr>
-            <m:sty m:val="p"/>
-          </m:rPr>
-          <m:t>)</m:t>
+          <m:t>x</m:t>
         </m:r>
       </m:oMath>
       <w:r>
-        <w:t xml:space="preserve"> </w:t>
-      </w:r>
-      <w:r>
-        <w:t xml:space="preserve">and</w:t>
+        <w:t xml:space="preserve">”</w:t>
+      </w:r>
+      <w:r>
+        <w:t xml:space="preserve">,</w:t>
+      </w:r>
+      <w:r>
+        <w:t xml:space="preserve"> </w:t>
+      </w:r>
+      <w:r>
+        <w:t xml:space="preserve">and where the output is not a prediction of</w:t>
       </w:r>
       <w:r>
         <w:t xml:space="preserve"> </w:t>
@@ -7477,325 +7549,35 @@
             </m:r>
           </m:sub>
         </m:sSub>
-        <m:r>
-          <m:rPr>
-            <m:sty m:val="p"/>
-          </m:rPr>
-          <m:t>−</m:t>
-        </m:r>
-        <m:sSub>
-          <m:e>
-            <m:acc>
-              <m:accPr>
-                <m:chr m:val="̂"/>
-              </m:accPr>
-              <m:e>
-                <m:r>
-                  <m:t>y</m:t>
-                </m:r>
-              </m:e>
-            </m:acc>
-          </m:e>
-          <m:sub>
-            <m:r>
-              <m:t>i</m:t>
-            </m:r>
-          </m:sub>
-        </m:sSub>
       </m:oMath>
       <w:r>
-        <w:t xml:space="preserve">, not</w:t>
-      </w:r>
-      <w:r>
-        <w:t xml:space="preserve"> </w:t>
-      </w:r>
-      <m:oMath>
-        <m:r>
-          <m:t>L</m:t>
-        </m:r>
-        <m:r>
-          <m:rPr>
-            <m:sty m:val="p"/>
-          </m:rPr>
-          <m:t>(</m:t>
-        </m:r>
-        <m:sSub>
-          <m:e>
-            <m:r>
-              <m:t>y</m:t>
-            </m:r>
-          </m:e>
-          <m:sub>
-            <m:r>
-              <m:t>i</m:t>
-            </m:r>
-          </m:sub>
-        </m:sSub>
-        <m:r>
-          <m:rPr>
-            <m:sty m:val="p"/>
-          </m:rPr>
-          <m:t>,</m:t>
-        </m:r>
-        <m:r>
-          <m:t>h</m:t>
-        </m:r>
-        <m:r>
-          <m:rPr>
-            <m:sty m:val="p"/>
-          </m:rPr>
-          <m:t>(</m:t>
-        </m:r>
-        <m:sSub>
-          <m:e>
-            <m:r>
-              <m:t>x</m:t>
-            </m:r>
-          </m:e>
-          <m:sub>
-            <m:r>
-              <m:t>i</m:t>
-            </m:r>
-          </m:sub>
-        </m:sSub>
-        <m:r>
-          <m:rPr>
-            <m:sty m:val="p"/>
-          </m:rPr>
-          <m:t>)</m:t>
-        </m:r>
-        <m:r>
-          <m:rPr>
-            <m:sty m:val="p"/>
-          </m:rPr>
-          <m:t>)</m:t>
-        </m:r>
-      </m:oMath>
-      <w:r>
-        <w:t xml:space="preserve"> </w:t>
-      </w:r>
-      <w:r>
-        <w:t xml:space="preserve">and</w:t>
-      </w:r>
-      <w:r>
-        <w:t xml:space="preserve"> </w:t>
-      </w:r>
-      <m:oMath>
-        <m:sSub>
-          <m:e>
-            <m:r>
-              <m:t>y</m:t>
-            </m:r>
-          </m:e>
-          <m:sub>
-            <m:r>
-              <m:t>i</m:t>
-            </m:r>
-          </m:sub>
-        </m:sSub>
-        <m:r>
-          <m:rPr>
-            <m:sty m:val="p"/>
-          </m:rPr>
-          <m:t>−</m:t>
-        </m:r>
-        <m:r>
-          <m:t>h</m:t>
-        </m:r>
-        <m:r>
-          <m:rPr>
-            <m:sty m:val="p"/>
-          </m:rPr>
-          <m:t>(</m:t>
-        </m:r>
-        <m:sSub>
-          <m:e>
-            <m:r>
-              <m:t>x</m:t>
-            </m:r>
-          </m:e>
-          <m:sub>
-            <m:r>
-              <m:t>i</m:t>
-            </m:r>
-          </m:sub>
-        </m:sSub>
-        <m:r>
-          <m:rPr>
-            <m:sty m:val="p"/>
-          </m:rPr>
-          <m:t>)</m:t>
-        </m:r>
-      </m:oMath>
-      <w:r>
-        <w:t xml:space="preserve">.</w:t>
-      </w:r>
-      <w:r>
-        <w:t xml:space="preserve"> </w:t>
-      </w:r>
-      <w:r>
-        <w:t xml:space="preserve">Keep</w:t>
-      </w:r>
-      <w:r>
-        <w:t xml:space="preserve"> </w:t>
-      </w:r>
-      <m:oMath>
-        <m:r>
-          <m:t>h</m:t>
-        </m:r>
-        <m:r>
-          <m:rPr>
-            <m:sty m:val="p"/>
-          </m:rPr>
-          <m:t>(</m:t>
-        </m:r>
-        <m:r>
-          <m:t>x</m:t>
-        </m:r>
-        <m:r>
-          <m:rPr>
-            <m:sty m:val="p"/>
-          </m:rPr>
-          <m:t>)</m:t>
-        </m:r>
-      </m:oMath>
-      <w:r>
-        <w:t xml:space="preserve"> </w:t>
-      </w:r>
-      <w:r>
-        <w:t xml:space="preserve">where</w:t>
-      </w:r>
-      <w:r>
-        <w:t xml:space="preserve"> </w:t>
-      </w:r>
-      <m:oMath>
-        <m:r>
-          <m:t>h</m:t>
-        </m:r>
-      </m:oMath>
-      <w:r>
-        <w:t xml:space="preserve"> </w:t>
-      </w:r>
-      <w:r>
-        <w:t xml:space="preserve">itself is the subject,</w:t>
-      </w:r>
-      <w:r>
-        <w:t xml:space="preserve"> </w:t>
-      </w:r>
-      <w:r>
-        <w:t xml:space="preserve">as in</w:t>
-      </w:r>
-      <w:r>
-        <w:t xml:space="preserve"> </w:t>
-      </w:r>
-      <w:r>
-        <w:t xml:space="preserve">“the linear function</w:t>
-      </w:r>
-      <w:r>
-        <w:t xml:space="preserve"> </w:t>
-      </w:r>
-      <m:oMath>
-        <m:r>
-          <m:t>h</m:t>
-        </m:r>
-        <m:r>
-          <m:rPr>
-            <m:sty m:val="p"/>
-          </m:rPr>
-          <m:t>(</m:t>
-        </m:r>
-        <m:r>
-          <m:t>x</m:t>
-        </m:r>
-        <m:r>
-          <m:rPr>
-            <m:sty m:val="p"/>
-          </m:rPr>
-          <m:t>)</m:t>
-        </m:r>
-        <m:r>
-          <m:rPr>
-            <m:sty m:val="p"/>
-          </m:rPr>
-          <m:t>=</m:t>
-        </m:r>
-        <m:sSub>
-          <m:e>
-            <m:r>
-              <m:t>β</m:t>
-            </m:r>
-          </m:e>
-          <m:sub>
-            <m:r>
-              <m:t>0</m:t>
-            </m:r>
-          </m:sub>
-        </m:sSub>
-        <m:r>
-          <m:rPr>
-            <m:sty m:val="p"/>
-          </m:rPr>
-          <m:t>+</m:t>
-        </m:r>
-        <m:sSub>
-          <m:e>
-            <m:r>
-              <m:t>β</m:t>
-            </m:r>
-          </m:e>
-          <m:sub>
-            <m:r>
-              <m:t>x</m:t>
-            </m:r>
-          </m:sub>
-        </m:sSub>
-        <m:r>
-          <m:t>x</m:t>
-        </m:r>
-      </m:oMath>
-      <w:r>
-        <w:t xml:space="preserve">”</w:t>
-      </w:r>
-      <w:r>
         <w:t xml:space="preserve">,</w:t>
       </w:r>
       <w:r>
         <w:t xml:space="preserve"> </w:t>
       </w:r>
       <w:r>
-        <w:t xml:space="preserve">and where the output is not a prediction of</w:t>
-      </w:r>
-      <w:r>
-        <w:t xml:space="preserve"> </w:t>
-      </w:r>
-      <m:oMath>
-        <m:sSub>
-          <m:e>
-            <m:r>
-              <m:t>y</m:t>
-            </m:r>
-          </m:e>
-          <m:sub>
-            <m:r>
-              <m:t>i</m:t>
-            </m:r>
-          </m:sub>
-        </m:sSub>
-      </m:oMath>
-      <w:r>
-        <w:t xml:space="preserve">,</w:t>
-      </w:r>
-      <w:r>
-        <w:t xml:space="preserve"> </w:t>
-      </w:r>
-      <w:r>
-        <w:t xml:space="preserve">such as an SVM decision score or a vector of class probabilities.</w:t>
-      </w:r>
-      <w:r>
-        <w:t xml:space="preserve"> </w:t>
-      </w:r>
-      <w:r>
-        <w:t xml:space="preserve">In the lab’s macros,</w:t>
+        <w:t xml:space="preserve">such as the decision score of a support vector machine</w:t>
+      </w:r>
+      <w:r>
+        <w:t xml:space="preserve"> </w:t>
+      </w:r>
+      <w:r>
+        <w:t xml:space="preserve">or a vector of class probabilities.</w:t>
+      </w:r>
+    </w:p>
+    <w:p>
+      <w:pPr>
+        <w:pStyle w:val="BodyText"/>
+      </w:pPr>
+      <w:r>
+        <w:t xml:space="preserve">In the source, a document that uses the shared macros</w:t>
+      </w:r>
+      <w:r>
+        <w:t xml:space="preserve"> </w:t>
+      </w:r>
+      <w:r>
+        <w:t xml:space="preserve">writes the fitted value with the macro for a predicted outcome,</w:t>
       </w:r>
       <w:r>
         <w:t xml:space="preserve"> </w:t>
@@ -7804,29 +7586,43 @@
         <w:rPr>
           <w:rStyle w:val="VerbatimChar"/>
         </w:rPr>
-        <w:t xml:space="preserve">\hy</w:t>
-      </w:r>
-      <w:r>
-        <w:t xml:space="preserve"> </w:t>
-      </w:r>
-      <w:r>
-        <w:t xml:space="preserve">prints</w:t>
-      </w:r>
-      <w:r>
-        <w:t xml:space="preserve"> </w:t>
-      </w:r>
-      <m:oMath>
-        <m:acc>
-          <m:accPr>
-            <m:chr m:val="̂"/>
-          </m:accPr>
-          <m:e>
-            <m:r>
-              <m:t>y</m:t>
-            </m:r>
-          </m:e>
-        </m:acc>
-      </m:oMath>
+        <w:t xml:space="preserve">\eoutvar</w:t>
+      </w:r>
+      <w:r>
+        <w:t xml:space="preserve"> </w:t>
+      </w:r>
+      <w:r>
+        <w:t xml:space="preserve">(see</w:t>
+      </w:r>
+      <w:r>
+        <w:t xml:space="preserve"> </w:t>
+      </w:r>
+      <w:hyperlink w:anchor="using-shared-macros">
+        <w:r>
+          <w:rPr>
+            <w:rStyle w:val="Hyperlink"/>
+          </w:rPr>
+          <w:t xml:space="preserve">Using shared macros</w:t>
+        </w:r>
+      </w:hyperlink>
+      <w:r>
+        <w:t xml:space="preserve">),</w:t>
+      </w:r>
+      <w:r>
+        <w:t xml:space="preserve"> </w:t>
+      </w:r>
+      <w:r>
+        <w:t xml:space="preserve">and a document without them may write</w:t>
+      </w:r>
+      <w:r>
+        <w:t xml:space="preserve"> </w:t>
+      </w:r>
+      <w:r>
+        <w:rPr>
+          <w:rStyle w:val="VerbatimChar"/>
+        </w:rPr>
+        <w:t xml:space="preserve">\hat{y}</w:t>
+      </w:r>
       <w:r>
         <w:t xml:space="preserve">.</w:t>
       </w:r>
